--- a/Knowledge/3-Work knowledge/1-Software Engineering/2-Testing/5-My Source/1-ISTQB Foundation Level/3-Static Testing/1-Review/3-2-Informal Review.docx
+++ b/Knowledge/3-Work knowledge/1-Software Engineering/2-Testing/5-My Source/1-ISTQB Foundation Level/3-Static Testing/1-Review/3-2-Informal Review.docx
@@ -28,92 +28,109 @@
       </w:pPr>
       <w:r>
         <w:rPr>
+          <w:rFonts w:ascii="Arial" w:eastAsia="Arial" w:hAnsi="Arial" w:cs="Arial"/>
           <w:b/>
-          <w:shd w:val="clear" w:color="auto" w:fill="B7B7B7"/>
-        </w:rPr>
-        <w:t># Source</w:t>
-      </w:r>
-      <w:r>
-        <w:rPr>
-          <w:shd w:val="clear" w:color="auto" w:fill="B7B7B7"/>
-        </w:rPr>
-        <w:t xml:space="preserve">: </w:t>
-      </w:r>
-      <w:proofErr w:type="spellStart"/>
-      <w:r>
-        <w:rPr>
+          <w:color w:val="000000"/>
+          <w:sz w:val="18"/>
+          <w:highlight w:val="lightGray"/>
+        </w:rPr>
+        <w:t># Source: AI Source: Provided by: [Data Path</w:t>
+      </w:r>
+      <w:r>
+        <w:rPr>
+          <w:rFonts w:ascii="Arial" w:eastAsia="Arial" w:hAnsi="Arial" w:cs="Arial"/>
+          <w:color w:val="000000"/>
+          <w:sz w:val="18"/>
+          <w:highlight w:val="lightGray"/>
+        </w:rPr>
+        <w:t xml:space="preserve">: Persons Table -&gt; ID Column: 1, Name_En Column: Motasem Essam] -&gt; </w:t>
+      </w:r>
+      <w:r>
+        <w:rPr>
+          <w:rFonts w:ascii="Arial" w:eastAsia="Arial" w:hAnsi="Arial" w:cs="Arial"/>
           <w:b/>
-          <w:shd w:val="clear" w:color="auto" w:fill="B7B7B7"/>
-        </w:rPr>
-        <w:t>Chatgpt</w:t>
-      </w:r>
-      <w:proofErr w:type="spellEnd"/>
-      <w:r>
-        <w:rPr>
+          <w:color w:val="000000"/>
+          <w:sz w:val="18"/>
+          <w:highlight w:val="lightGray"/>
+        </w:rPr>
+        <w:t>From:</w:t>
+      </w:r>
+      <w:r>
+        <w:rPr>
+          <w:rFonts w:ascii="Arial" w:eastAsia="Arial" w:hAnsi="Arial" w:cs="Arial"/>
+          <w:color w:val="000000"/>
+          <w:sz w:val="18"/>
+          <w:highlight w:val="lightGray"/>
+        </w:rPr>
+        <w:t xml:space="preserve"> [Chatgpt (GPT</w:t>
+      </w:r>
+      <w:r>
+        <w:rPr>
+          <w:rFonts w:ascii="Arial" w:eastAsia="Arial" w:hAnsi="Arial" w:cs="Cambria Math"/>
+          <w:color w:val="000000"/>
+          <w:sz w:val="18"/>
+          <w:highlight w:val="lightGray"/>
+        </w:rPr>
+        <w:t>‑</w:t>
+      </w:r>
+      <w:r>
+        <w:rPr>
+          <w:rFonts w:ascii="Arial" w:eastAsia="Arial" w:hAnsi="Arial" w:cs="Arial"/>
+          <w:color w:val="000000"/>
+          <w:sz w:val="18"/>
+          <w:highlight w:val="lightGray"/>
+        </w:rPr>
+        <w:t xml:space="preserve">5 Mini)] </w:t>
+      </w:r>
+      <w:r>
+        <w:rPr>
+          <w:rFonts w:ascii="Arial" w:eastAsia="Arial" w:hAnsi="Arial" w:cs="Arial"/>
           <w:b/>
-          <w:shd w:val="clear" w:color="auto" w:fill="B7B7B7"/>
-        </w:rPr>
-        <w:t xml:space="preserve"> </w:t>
-      </w:r>
-      <w:r>
-        <w:rPr>
+          <w:color w:val="000000"/>
+          <w:sz w:val="18"/>
+          <w:highlight w:val="lightGray"/>
+        </w:rPr>
+        <w:t>on</w:t>
+      </w:r>
+      <w:r>
+        <w:rPr>
+          <w:rFonts w:ascii="Arial" w:eastAsia="Arial" w:hAnsi="Arial"/>
+          <w:sz w:val="18"/>
+          <w:highlight w:val="lightGray"/>
+        </w:rPr>
+        <w:t xml:space="preserve"> [8/14/2025]</w:t>
+      </w:r>
+    </w:p>
+    <w:p>
+      <w:pPr>
+        <w:spacing w:before="240" w:after="240"/>
+        <w:rPr>
+          <w:rFonts w:ascii="Roboto Mono" w:eastAsia="Roboto Mono" w:hAnsi="Roboto Mono" w:cs="Roboto Mono"/>
+        </w:rPr>
+      </w:pPr>
+      <w:r>
+        <w:rPr>
+          <w:rFonts w:ascii="Roboto Mono" w:eastAsia="Roboto Mono" w:hAnsi="Roboto Mono" w:cs="Roboto Mono"/>
+        </w:rPr>
+        <w:t xml:space="preserve">An </w:t>
+      </w:r>
+      <w:r>
+        <w:rPr>
+          <w:rFonts w:ascii="Roboto Mono" w:eastAsia="Roboto Mono" w:hAnsi="Roboto Mono" w:cs="Roboto Mono"/>
           <w:b/>
-          <w:sz w:val="14"/>
-          <w:szCs w:val="14"/>
-          <w:shd w:val="clear" w:color="auto" w:fill="B7B7B7"/>
-        </w:rPr>
-        <w:t>(GPT</w:t>
-      </w:r>
-      <w:r>
-        <w:rPr>
-          <w:rFonts w:ascii="Cambria Math" w:hAnsi="Cambria Math" w:cs="Cambria Math"/>
+        </w:rPr>
+        <w:t>Informal Review</w:t>
+      </w:r>
+      <w:r>
+        <w:rPr>
+          <w:rFonts w:ascii="Roboto Mono" w:eastAsia="Roboto Mono" w:hAnsi="Roboto Mono" w:cs="Roboto Mono"/>
+        </w:rPr>
+        <w:t xml:space="preserve"> is the </w:t>
+      </w:r>
+      <w:r>
+        <w:rPr>
+          <w:rFonts w:ascii="Roboto Mono" w:eastAsia="Roboto Mono" w:hAnsi="Roboto Mono" w:cs="Roboto Mono"/>
           <w:b/>
-          <w:sz w:val="14"/>
-          <w:szCs w:val="14"/>
-          <w:shd w:val="clear" w:color="auto" w:fill="B7B7B7"/>
-        </w:rPr>
-        <w:t>‑</w:t>
-      </w:r>
-      <w:r>
-        <w:rPr>
-          <w:b/>
-          <w:sz w:val="14"/>
-          <w:szCs w:val="14"/>
-          <w:shd w:val="clear" w:color="auto" w:fill="B7B7B7"/>
-        </w:rPr>
-        <w:t>5 Mini) at [8/14/2025]</w:t>
-      </w:r>
-    </w:p>
-    <w:p>
-      <w:pPr>
-        <w:spacing w:before="240" w:after="240"/>
-        <w:rPr>
-          <w:rFonts w:ascii="Roboto Mono" w:eastAsia="Roboto Mono" w:hAnsi="Roboto Mono" w:cs="Roboto Mono"/>
-        </w:rPr>
-      </w:pPr>
-      <w:r>
-        <w:rPr>
-          <w:rFonts w:ascii="Roboto Mono" w:eastAsia="Roboto Mono" w:hAnsi="Roboto Mono" w:cs="Roboto Mono"/>
-        </w:rPr>
-        <w:t xml:space="preserve">An </w:t>
-      </w:r>
-      <w:r>
-        <w:rPr>
-          <w:rFonts w:ascii="Roboto Mono" w:eastAsia="Roboto Mono" w:hAnsi="Roboto Mono" w:cs="Roboto Mono"/>
-          <w:b/>
-        </w:rPr>
-        <w:t>Informal Review</w:t>
-      </w:r>
-      <w:r>
-        <w:rPr>
-          <w:rFonts w:ascii="Roboto Mono" w:eastAsia="Roboto Mono" w:hAnsi="Roboto Mono" w:cs="Roboto Mono"/>
-        </w:rPr>
-        <w:t xml:space="preserve"> is the </w:t>
-      </w:r>
-      <w:r>
-        <w:rPr>
-          <w:rFonts w:ascii="Roboto Mono" w:eastAsia="Roboto Mono" w:hAnsi="Roboto Mono" w:cs="Roboto Mono"/>
-          <w:b/>
         </w:rPr>
         <w:t>most lightweight and unstructured</w:t>
       </w:r>
@@ -126,7 +143,7 @@
     </w:p>
     <w:p>
       <w:r>
-        <w:pict w14:anchorId="77867767">
+        <w:pict w14:anchorId="26DC1095">
           <v:rect id="_x0000_i1025" style="width:0;height:1.5pt" o:hralign="center" o:hrstd="t" o:hr="t" fillcolor="#a0a0a0" stroked="f"/>
         </w:pict>
       </w:r>
@@ -150,60 +167,77 @@
       </w:pPr>
       <w:r>
         <w:rPr>
+          <w:rFonts w:ascii="Arial" w:eastAsia="Arial" w:hAnsi="Arial" w:cs="Arial"/>
           <w:b/>
-          <w:shd w:val="clear" w:color="auto" w:fill="B7B7B7"/>
-        </w:rPr>
-        <w:t># Source</w:t>
-      </w:r>
-      <w:r>
-        <w:rPr>
-          <w:shd w:val="clear" w:color="auto" w:fill="B7B7B7"/>
-        </w:rPr>
-        <w:t xml:space="preserve">: </w:t>
-      </w:r>
-      <w:proofErr w:type="spellStart"/>
-      <w:r>
-        <w:rPr>
+          <w:color w:val="000000"/>
+          <w:sz w:val="18"/>
+          <w:highlight w:val="lightGray"/>
+        </w:rPr>
+        <w:t># Source: AI Source: Provided by: [Data Path</w:t>
+      </w:r>
+      <w:r>
+        <w:rPr>
+          <w:rFonts w:ascii="Arial" w:eastAsia="Arial" w:hAnsi="Arial" w:cs="Arial"/>
+          <w:color w:val="000000"/>
+          <w:sz w:val="18"/>
+          <w:highlight w:val="lightGray"/>
+        </w:rPr>
+        <w:t xml:space="preserve">: Persons Table -&gt; ID Column: 1, Name_En Column: Motasem Essam] -&gt; </w:t>
+      </w:r>
+      <w:r>
+        <w:rPr>
+          <w:rFonts w:ascii="Arial" w:eastAsia="Arial" w:hAnsi="Arial" w:cs="Arial"/>
           <w:b/>
-          <w:shd w:val="clear" w:color="auto" w:fill="B7B7B7"/>
-        </w:rPr>
-        <w:t>Chatgpt</w:t>
-      </w:r>
-      <w:proofErr w:type="spellEnd"/>
-      <w:r>
-        <w:rPr>
+          <w:color w:val="000000"/>
+          <w:sz w:val="18"/>
+          <w:highlight w:val="lightGray"/>
+        </w:rPr>
+        <w:t>From:</w:t>
+      </w:r>
+      <w:r>
+        <w:rPr>
+          <w:rFonts w:ascii="Arial" w:eastAsia="Arial" w:hAnsi="Arial" w:cs="Arial"/>
+          <w:color w:val="000000"/>
+          <w:sz w:val="18"/>
+          <w:highlight w:val="lightGray"/>
+        </w:rPr>
+        <w:t xml:space="preserve"> [Chatgpt (GPT</w:t>
+      </w:r>
+      <w:r>
+        <w:rPr>
+          <w:rFonts w:ascii="Arial" w:eastAsia="Arial" w:hAnsi="Arial" w:cs="Cambria Math"/>
+          <w:color w:val="000000"/>
+          <w:sz w:val="18"/>
+          <w:highlight w:val="lightGray"/>
+        </w:rPr>
+        <w:t>‑</w:t>
+      </w:r>
+      <w:r>
+        <w:rPr>
+          <w:rFonts w:ascii="Arial" w:eastAsia="Arial" w:hAnsi="Arial" w:cs="Arial"/>
+          <w:color w:val="000000"/>
+          <w:sz w:val="18"/>
+          <w:highlight w:val="lightGray"/>
+        </w:rPr>
+        <w:t xml:space="preserve">5 Mini)] </w:t>
+      </w:r>
+      <w:r>
+        <w:rPr>
+          <w:rFonts w:ascii="Arial" w:eastAsia="Arial" w:hAnsi="Arial" w:cs="Arial"/>
           <w:b/>
-          <w:shd w:val="clear" w:color="auto" w:fill="B7B7B7"/>
-        </w:rPr>
-        <w:t xml:space="preserve"> </w:t>
-      </w:r>
-      <w:r>
-        <w:rPr>
-          <w:b/>
-          <w:sz w:val="14"/>
-          <w:szCs w:val="14"/>
-          <w:shd w:val="clear" w:color="auto" w:fill="B7B7B7"/>
-        </w:rPr>
-        <w:t>(GPT</w:t>
-      </w:r>
-      <w:r>
-        <w:rPr>
-          <w:rFonts w:ascii="Cambria Math" w:hAnsi="Cambria Math" w:cs="Cambria Math"/>
-          <w:b/>
-          <w:sz w:val="14"/>
-          <w:szCs w:val="14"/>
-          <w:shd w:val="clear" w:color="auto" w:fill="B7B7B7"/>
-        </w:rPr>
-        <w:t>‑</w:t>
-      </w:r>
-      <w:r>
-        <w:rPr>
-          <w:b/>
-          <w:sz w:val="14"/>
-          <w:szCs w:val="14"/>
-          <w:shd w:val="clear" w:color="auto" w:fill="B7B7B7"/>
-        </w:rPr>
-        <w:t>5 Mini) at [8/14/2025]</w:t>
+          <w:color w:val="000000"/>
+          <w:sz w:val="18"/>
+          <w:highlight w:val="lightGray"/>
+        </w:rPr>
+        <w:t>on</w:t>
+      </w:r>
+      <w:r>
+        <w:rPr>
+          <w:rFonts w:ascii="Arial" w:eastAsia="Arial" w:hAnsi="Arial"/>
+          <w:sz w:val="18"/>
+          <w:highlight w:val="lightGray"/>
+        </w:rPr>
+        <w:t xml:space="preserve"> [8/14/2025]</w:t>
       </w:r>
     </w:p>
     <w:p>
@@ -212,7 +246,7 @@
           <w:ilvl w:val="0"/>
           <w:numId w:val="2"/>
         </w:numPr>
-        <w:spacing w:before="240"/>
+        <w:spacing w:before="240" w:after="0" w:line="276" w:lineRule="auto"/>
       </w:pPr>
       <w:r>
         <w:rPr>
@@ -240,6 +274,7 @@
           <w:ilvl w:val="0"/>
           <w:numId w:val="2"/>
         </w:numPr>
+        <w:spacing w:after="0" w:line="276" w:lineRule="auto"/>
       </w:pPr>
       <w:r>
         <w:rPr>
@@ -267,6 +302,7 @@
           <w:ilvl w:val="0"/>
           <w:numId w:val="2"/>
         </w:numPr>
+        <w:spacing w:after="0" w:line="276" w:lineRule="auto"/>
       </w:pPr>
       <w:r>
         <w:rPr>
@@ -320,6 +356,7 @@
           <w:ilvl w:val="0"/>
           <w:numId w:val="2"/>
         </w:numPr>
+        <w:spacing w:after="0" w:line="276" w:lineRule="auto"/>
       </w:pPr>
       <w:r>
         <w:rPr>
@@ -360,7 +397,7 @@
           <w:ilvl w:val="0"/>
           <w:numId w:val="2"/>
         </w:numPr>
-        <w:spacing w:after="240"/>
+        <w:spacing w:after="240" w:line="276" w:lineRule="auto"/>
       </w:pPr>
       <w:r>
         <w:rPr>
@@ -384,7 +421,7 @@
     </w:p>
     <w:p>
       <w:r>
-        <w:pict w14:anchorId="7C9F9BDB">
+        <w:pict w14:anchorId="6374F2BA">
           <v:rect id="_x0000_i1026" style="width:0;height:1.5pt" o:hralign="center" o:hrstd="t" o:hr="t" fillcolor="#a0a0a0" stroked="f"/>
         </w:pict>
       </w:r>
@@ -408,60 +445,77 @@
       </w:pPr>
       <w:r>
         <w:rPr>
+          <w:rFonts w:ascii="Arial" w:eastAsia="Arial" w:hAnsi="Arial" w:cs="Arial"/>
           <w:b/>
-          <w:shd w:val="clear" w:color="auto" w:fill="B7B7B7"/>
-        </w:rPr>
-        <w:t># Source</w:t>
-      </w:r>
-      <w:r>
-        <w:rPr>
-          <w:shd w:val="clear" w:color="auto" w:fill="B7B7B7"/>
-        </w:rPr>
-        <w:t xml:space="preserve">: </w:t>
-      </w:r>
-      <w:proofErr w:type="spellStart"/>
-      <w:r>
-        <w:rPr>
+          <w:color w:val="000000"/>
+          <w:sz w:val="18"/>
+          <w:highlight w:val="lightGray"/>
+        </w:rPr>
+        <w:t># Source: AI Source: Provided by: [Data Path</w:t>
+      </w:r>
+      <w:r>
+        <w:rPr>
+          <w:rFonts w:ascii="Arial" w:eastAsia="Arial" w:hAnsi="Arial" w:cs="Arial"/>
+          <w:color w:val="000000"/>
+          <w:sz w:val="18"/>
+          <w:highlight w:val="lightGray"/>
+        </w:rPr>
+        <w:t xml:space="preserve">: Persons Table -&gt; ID Column: 1, Name_En Column: Motasem Essam] -&gt; </w:t>
+      </w:r>
+      <w:r>
+        <w:rPr>
+          <w:rFonts w:ascii="Arial" w:eastAsia="Arial" w:hAnsi="Arial" w:cs="Arial"/>
           <w:b/>
-          <w:shd w:val="clear" w:color="auto" w:fill="B7B7B7"/>
-        </w:rPr>
-        <w:t>Chatgpt</w:t>
-      </w:r>
-      <w:proofErr w:type="spellEnd"/>
-      <w:r>
-        <w:rPr>
+          <w:color w:val="000000"/>
+          <w:sz w:val="18"/>
+          <w:highlight w:val="lightGray"/>
+        </w:rPr>
+        <w:t>From:</w:t>
+      </w:r>
+      <w:r>
+        <w:rPr>
+          <w:rFonts w:ascii="Arial" w:eastAsia="Arial" w:hAnsi="Arial" w:cs="Arial"/>
+          <w:color w:val="000000"/>
+          <w:sz w:val="18"/>
+          <w:highlight w:val="lightGray"/>
+        </w:rPr>
+        <w:t xml:space="preserve"> [Chatgpt (GPT</w:t>
+      </w:r>
+      <w:r>
+        <w:rPr>
+          <w:rFonts w:ascii="Arial" w:eastAsia="Arial" w:hAnsi="Arial" w:cs="Cambria Math"/>
+          <w:color w:val="000000"/>
+          <w:sz w:val="18"/>
+          <w:highlight w:val="lightGray"/>
+        </w:rPr>
+        <w:t>‑</w:t>
+      </w:r>
+      <w:r>
+        <w:rPr>
+          <w:rFonts w:ascii="Arial" w:eastAsia="Arial" w:hAnsi="Arial" w:cs="Arial"/>
+          <w:color w:val="000000"/>
+          <w:sz w:val="18"/>
+          <w:highlight w:val="lightGray"/>
+        </w:rPr>
+        <w:t xml:space="preserve">5 Mini)] </w:t>
+      </w:r>
+      <w:r>
+        <w:rPr>
+          <w:rFonts w:ascii="Arial" w:eastAsia="Arial" w:hAnsi="Arial" w:cs="Arial"/>
           <w:b/>
-          <w:shd w:val="clear" w:color="auto" w:fill="B7B7B7"/>
-        </w:rPr>
-        <w:t xml:space="preserve"> </w:t>
-      </w:r>
-      <w:r>
-        <w:rPr>
-          <w:b/>
-          <w:sz w:val="14"/>
-          <w:szCs w:val="14"/>
-          <w:shd w:val="clear" w:color="auto" w:fill="B7B7B7"/>
-        </w:rPr>
-        <w:t>(GPT</w:t>
-      </w:r>
-      <w:r>
-        <w:rPr>
-          <w:rFonts w:ascii="Cambria Math" w:hAnsi="Cambria Math" w:cs="Cambria Math"/>
-          <w:b/>
-          <w:sz w:val="14"/>
-          <w:szCs w:val="14"/>
-          <w:shd w:val="clear" w:color="auto" w:fill="B7B7B7"/>
-        </w:rPr>
-        <w:t>‑</w:t>
-      </w:r>
-      <w:r>
-        <w:rPr>
-          <w:b/>
-          <w:sz w:val="14"/>
-          <w:szCs w:val="14"/>
-          <w:shd w:val="clear" w:color="auto" w:fill="B7B7B7"/>
-        </w:rPr>
-        <w:t>5 Mini) at [8/14/2025]</w:t>
+          <w:color w:val="000000"/>
+          <w:sz w:val="18"/>
+          <w:highlight w:val="lightGray"/>
+        </w:rPr>
+        <w:t>on</w:t>
+      </w:r>
+      <w:r>
+        <w:rPr>
+          <w:rFonts w:ascii="Arial" w:eastAsia="Arial" w:hAnsi="Arial"/>
+          <w:sz w:val="18"/>
+          <w:highlight w:val="lightGray"/>
+        </w:rPr>
+        <w:t xml:space="preserve"> [8/14/2025]</w:t>
       </w:r>
     </w:p>
     <w:p>
@@ -490,7 +544,6 @@
         <w:rPr>
           <w:rFonts w:ascii="Roboto Mono" w:eastAsia="Roboto Mono" w:hAnsi="Roboto Mono" w:cs="Roboto Mono"/>
         </w:rPr>
-        <w:lastRenderedPageBreak/>
         <w:t>“Hey, can you quickly skim this code and see if I missed anything?”</w:t>
       </w:r>
     </w:p>
@@ -517,7 +570,7 @@
     </w:p>
     <w:p>
       <w:r>
-        <w:pict w14:anchorId="122B2110">
+        <w:pict w14:anchorId="1890B82B">
           <v:rect id="_x0000_i1027" style="width:0;height:1.5pt" o:hralign="center" o:hrstd="t" o:hr="t" fillcolor="#a0a0a0" stroked="f"/>
         </w:pict>
       </w:r>
@@ -541,60 +594,77 @@
       </w:pPr>
       <w:r>
         <w:rPr>
+          <w:rFonts w:ascii="Arial" w:eastAsia="Arial" w:hAnsi="Arial" w:cs="Arial"/>
           <w:b/>
-          <w:shd w:val="clear" w:color="auto" w:fill="B7B7B7"/>
-        </w:rPr>
-        <w:t># Source</w:t>
-      </w:r>
-      <w:r>
-        <w:rPr>
-          <w:shd w:val="clear" w:color="auto" w:fill="B7B7B7"/>
-        </w:rPr>
-        <w:t xml:space="preserve">: </w:t>
-      </w:r>
-      <w:proofErr w:type="spellStart"/>
-      <w:r>
-        <w:rPr>
+          <w:color w:val="000000"/>
+          <w:sz w:val="18"/>
+          <w:highlight w:val="lightGray"/>
+        </w:rPr>
+        <w:t># Source: AI Source: Provided by: [Data Path</w:t>
+      </w:r>
+      <w:r>
+        <w:rPr>
+          <w:rFonts w:ascii="Arial" w:eastAsia="Arial" w:hAnsi="Arial" w:cs="Arial"/>
+          <w:color w:val="000000"/>
+          <w:sz w:val="18"/>
+          <w:highlight w:val="lightGray"/>
+        </w:rPr>
+        <w:t xml:space="preserve">: Persons Table -&gt; ID Column: 1, Name_En Column: Motasem Essam] -&gt; </w:t>
+      </w:r>
+      <w:r>
+        <w:rPr>
+          <w:rFonts w:ascii="Arial" w:eastAsia="Arial" w:hAnsi="Arial" w:cs="Arial"/>
           <w:b/>
-          <w:shd w:val="clear" w:color="auto" w:fill="B7B7B7"/>
-        </w:rPr>
-        <w:t>Chatgpt</w:t>
-      </w:r>
-      <w:proofErr w:type="spellEnd"/>
-      <w:r>
-        <w:rPr>
+          <w:color w:val="000000"/>
+          <w:sz w:val="18"/>
+          <w:highlight w:val="lightGray"/>
+        </w:rPr>
+        <w:t>From:</w:t>
+      </w:r>
+      <w:r>
+        <w:rPr>
+          <w:rFonts w:ascii="Arial" w:eastAsia="Arial" w:hAnsi="Arial" w:cs="Arial"/>
+          <w:color w:val="000000"/>
+          <w:sz w:val="18"/>
+          <w:highlight w:val="lightGray"/>
+        </w:rPr>
+        <w:t xml:space="preserve"> [Chatgpt (GPT</w:t>
+      </w:r>
+      <w:r>
+        <w:rPr>
+          <w:rFonts w:ascii="Arial" w:eastAsia="Arial" w:hAnsi="Arial" w:cs="Cambria Math"/>
+          <w:color w:val="000000"/>
+          <w:sz w:val="18"/>
+          <w:highlight w:val="lightGray"/>
+        </w:rPr>
+        <w:t>‑</w:t>
+      </w:r>
+      <w:r>
+        <w:rPr>
+          <w:rFonts w:ascii="Arial" w:eastAsia="Arial" w:hAnsi="Arial" w:cs="Arial"/>
+          <w:color w:val="000000"/>
+          <w:sz w:val="18"/>
+          <w:highlight w:val="lightGray"/>
+        </w:rPr>
+        <w:t xml:space="preserve">5 Mini)] </w:t>
+      </w:r>
+      <w:r>
+        <w:rPr>
+          <w:rFonts w:ascii="Arial" w:eastAsia="Arial" w:hAnsi="Arial" w:cs="Arial"/>
           <w:b/>
-          <w:shd w:val="clear" w:color="auto" w:fill="B7B7B7"/>
-        </w:rPr>
-        <w:t xml:space="preserve"> </w:t>
-      </w:r>
-      <w:r>
-        <w:rPr>
-          <w:b/>
-          <w:sz w:val="14"/>
-          <w:szCs w:val="14"/>
-          <w:shd w:val="clear" w:color="auto" w:fill="B7B7B7"/>
-        </w:rPr>
-        <w:t>(GPT</w:t>
-      </w:r>
-      <w:r>
-        <w:rPr>
-          <w:rFonts w:ascii="Cambria Math" w:hAnsi="Cambria Math" w:cs="Cambria Math"/>
-          <w:b/>
-          <w:sz w:val="14"/>
-          <w:szCs w:val="14"/>
-          <w:shd w:val="clear" w:color="auto" w:fill="B7B7B7"/>
-        </w:rPr>
-        <w:t>‑</w:t>
-      </w:r>
-      <w:r>
-        <w:rPr>
-          <w:b/>
-          <w:sz w:val="14"/>
-          <w:szCs w:val="14"/>
-          <w:shd w:val="clear" w:color="auto" w:fill="B7B7B7"/>
-        </w:rPr>
-        <w:t>5 Mini) at [8/14/2025]</w:t>
+          <w:color w:val="000000"/>
+          <w:sz w:val="18"/>
+          <w:highlight w:val="lightGray"/>
+        </w:rPr>
+        <w:t>on</w:t>
+      </w:r>
+      <w:r>
+        <w:rPr>
+          <w:rFonts w:ascii="Arial" w:eastAsia="Arial" w:hAnsi="Arial"/>
+          <w:sz w:val="18"/>
+          <w:highlight w:val="lightGray"/>
+        </w:rPr>
+        <w:t xml:space="preserve"> [8/14/2025]</w:t>
       </w:r>
     </w:p>
     <w:p>
@@ -603,7 +673,7 @@
           <w:ilvl w:val="0"/>
           <w:numId w:val="1"/>
         </w:numPr>
-        <w:spacing w:before="240"/>
+        <w:spacing w:before="240" w:after="0" w:line="276" w:lineRule="auto"/>
         <w:rPr>
           <w:rFonts w:ascii="Roboto Mono" w:eastAsia="Roboto Mono" w:hAnsi="Roboto Mono" w:cs="Roboto Mono"/>
         </w:rPr>
@@ -627,6 +697,7 @@
           <w:ilvl w:val="0"/>
           <w:numId w:val="1"/>
         </w:numPr>
+        <w:spacing w:after="0" w:line="276" w:lineRule="auto"/>
         <w:rPr>
           <w:rFonts w:ascii="Roboto Mono" w:eastAsia="Roboto Mono" w:hAnsi="Roboto Mono" w:cs="Roboto Mono"/>
         </w:rPr>
@@ -650,6 +721,7 @@
           <w:ilvl w:val="0"/>
           <w:numId w:val="1"/>
         </w:numPr>
+        <w:spacing w:after="0" w:line="276" w:lineRule="auto"/>
         <w:rPr>
           <w:rFonts w:ascii="Roboto Mono" w:eastAsia="Roboto Mono" w:hAnsi="Roboto Mono" w:cs="Roboto Mono"/>
         </w:rPr>
@@ -673,7 +745,7 @@
           <w:ilvl w:val="0"/>
           <w:numId w:val="1"/>
         </w:numPr>
-        <w:spacing w:after="240"/>
+        <w:spacing w:after="240" w:line="276" w:lineRule="auto"/>
         <w:rPr>
           <w:rFonts w:ascii="Roboto Mono" w:eastAsia="Roboto Mono" w:hAnsi="Roboto Mono" w:cs="Roboto Mono"/>
         </w:rPr>
@@ -693,7 +765,7 @@
     </w:p>
     <w:p>
       <w:r>
-        <w:pict w14:anchorId="1BA02A12">
+        <w:pict w14:anchorId="02F600FF">
           <v:rect id="_x0000_i1028" style="width:0;height:1.5pt" o:hralign="center" o:hrstd="t" o:hr="t" fillcolor="#a0a0a0" stroked="f"/>
         </w:pict>
       </w:r>
@@ -717,60 +789,77 @@
       </w:pPr>
       <w:r>
         <w:rPr>
+          <w:rFonts w:ascii="Arial" w:eastAsia="Arial" w:hAnsi="Arial" w:cs="Arial"/>
           <w:b/>
-          <w:shd w:val="clear" w:color="auto" w:fill="B7B7B7"/>
-        </w:rPr>
-        <w:t># Source</w:t>
-      </w:r>
-      <w:r>
-        <w:rPr>
-          <w:shd w:val="clear" w:color="auto" w:fill="B7B7B7"/>
-        </w:rPr>
-        <w:t xml:space="preserve">: </w:t>
-      </w:r>
-      <w:proofErr w:type="spellStart"/>
-      <w:r>
-        <w:rPr>
+          <w:color w:val="000000"/>
+          <w:sz w:val="18"/>
+          <w:highlight w:val="lightGray"/>
+        </w:rPr>
+        <w:t># Source: AI Source: Provided by: [Data Path</w:t>
+      </w:r>
+      <w:r>
+        <w:rPr>
+          <w:rFonts w:ascii="Arial" w:eastAsia="Arial" w:hAnsi="Arial" w:cs="Arial"/>
+          <w:color w:val="000000"/>
+          <w:sz w:val="18"/>
+          <w:highlight w:val="lightGray"/>
+        </w:rPr>
+        <w:t xml:space="preserve">: Persons Table -&gt; ID Column: 1, Name_En Column: Motasem Essam] -&gt; </w:t>
+      </w:r>
+      <w:r>
+        <w:rPr>
+          <w:rFonts w:ascii="Arial" w:eastAsia="Arial" w:hAnsi="Arial" w:cs="Arial"/>
           <w:b/>
-          <w:shd w:val="clear" w:color="auto" w:fill="B7B7B7"/>
-        </w:rPr>
-        <w:t>Chatgpt</w:t>
-      </w:r>
-      <w:proofErr w:type="spellEnd"/>
-      <w:r>
-        <w:rPr>
+          <w:color w:val="000000"/>
+          <w:sz w:val="18"/>
+          <w:highlight w:val="lightGray"/>
+        </w:rPr>
+        <w:t>From:</w:t>
+      </w:r>
+      <w:r>
+        <w:rPr>
+          <w:rFonts w:ascii="Arial" w:eastAsia="Arial" w:hAnsi="Arial" w:cs="Arial"/>
+          <w:color w:val="000000"/>
+          <w:sz w:val="18"/>
+          <w:highlight w:val="lightGray"/>
+        </w:rPr>
+        <w:t xml:space="preserve"> [Chatgpt (GPT</w:t>
+      </w:r>
+      <w:r>
+        <w:rPr>
+          <w:rFonts w:ascii="Arial" w:eastAsia="Arial" w:hAnsi="Arial" w:cs="Cambria Math"/>
+          <w:color w:val="000000"/>
+          <w:sz w:val="18"/>
+          <w:highlight w:val="lightGray"/>
+        </w:rPr>
+        <w:t>‑</w:t>
+      </w:r>
+      <w:r>
+        <w:rPr>
+          <w:rFonts w:ascii="Arial" w:eastAsia="Arial" w:hAnsi="Arial" w:cs="Arial"/>
+          <w:color w:val="000000"/>
+          <w:sz w:val="18"/>
+          <w:highlight w:val="lightGray"/>
+        </w:rPr>
+        <w:t xml:space="preserve">5 Mini)] </w:t>
+      </w:r>
+      <w:r>
+        <w:rPr>
+          <w:rFonts w:ascii="Arial" w:eastAsia="Arial" w:hAnsi="Arial" w:cs="Arial"/>
           <w:b/>
-          <w:shd w:val="clear" w:color="auto" w:fill="B7B7B7"/>
-        </w:rPr>
-        <w:t xml:space="preserve"> </w:t>
-      </w:r>
-      <w:r>
-        <w:rPr>
-          <w:b/>
-          <w:sz w:val="14"/>
-          <w:szCs w:val="14"/>
-          <w:shd w:val="clear" w:color="auto" w:fill="B7B7B7"/>
-        </w:rPr>
-        <w:t>(GPT</w:t>
-      </w:r>
-      <w:r>
-        <w:rPr>
-          <w:rFonts w:ascii="Cambria Math" w:hAnsi="Cambria Math" w:cs="Cambria Math"/>
-          <w:b/>
-          <w:sz w:val="14"/>
-          <w:szCs w:val="14"/>
-          <w:shd w:val="clear" w:color="auto" w:fill="B7B7B7"/>
-        </w:rPr>
-        <w:t>‑</w:t>
-      </w:r>
-      <w:r>
-        <w:rPr>
-          <w:b/>
-          <w:sz w:val="14"/>
-          <w:szCs w:val="14"/>
-          <w:shd w:val="clear" w:color="auto" w:fill="B7B7B7"/>
-        </w:rPr>
-        <w:t>5 Mini) at [8/14/2025]</w:t>
+          <w:color w:val="000000"/>
+          <w:sz w:val="18"/>
+          <w:highlight w:val="lightGray"/>
+        </w:rPr>
+        <w:t>on</w:t>
+      </w:r>
+      <w:r>
+        <w:rPr>
+          <w:rFonts w:ascii="Arial" w:eastAsia="Arial" w:hAnsi="Arial"/>
+          <w:sz w:val="18"/>
+          <w:highlight w:val="lightGray"/>
+        </w:rPr>
+        <w:t xml:space="preserve"> [8/14/2025]</w:t>
       </w:r>
     </w:p>
     <w:p>
@@ -779,7 +868,7 @@
           <w:ilvl w:val="0"/>
           <w:numId w:val="3"/>
         </w:numPr>
-        <w:spacing w:before="240"/>
+        <w:spacing w:before="240" w:after="0" w:line="276" w:lineRule="auto"/>
         <w:rPr>
           <w:rFonts w:ascii="Roboto Mono" w:eastAsia="Roboto Mono" w:hAnsi="Roboto Mono" w:cs="Roboto Mono"/>
         </w:rPr>
@@ -803,6 +892,7 @@
           <w:ilvl w:val="0"/>
           <w:numId w:val="3"/>
         </w:numPr>
+        <w:spacing w:after="0" w:line="276" w:lineRule="auto"/>
         <w:rPr>
           <w:rFonts w:ascii="Roboto Mono" w:eastAsia="Roboto Mono" w:hAnsi="Roboto Mono" w:cs="Roboto Mono"/>
         </w:rPr>
@@ -826,7 +916,7 @@
           <w:ilvl w:val="0"/>
           <w:numId w:val="3"/>
         </w:numPr>
-        <w:spacing w:after="240"/>
+        <w:spacing w:after="240" w:line="276" w:lineRule="auto"/>
         <w:rPr>
           <w:rFonts w:ascii="Roboto Mono" w:eastAsia="Roboto Mono" w:hAnsi="Roboto Mono" w:cs="Roboto Mono"/>
         </w:rPr>
@@ -840,18 +930,19 @@
     </w:p>
     <w:p>
       <w:r>
-        <w:pict w14:anchorId="6A7AC469">
+        <w:pict w14:anchorId="3290F308">
           <v:rect id="_x0000_i1029" style="width:0;height:1.5pt" o:hralign="center" o:hrstd="t" o:hr="t" fillcolor="#a0a0a0" stroked="f"/>
         </w:pict>
       </w:r>
     </w:p>
+    <w:p/>
     <w:p/>
     <w:p/>
     <w:sectPr>
       <w:pgSz w:w="12240" w:h="15840"/>
       <w:pgMar w:top="1440" w:right="1440" w:bottom="1440" w:left="1440" w:header="720" w:footer="720" w:gutter="0"/>
-      <w:pgNumType w:start="1"/>
       <w:cols w:space="720"/>
+      <w:docGrid w:linePitch="360"/>
     </w:sectPr>
   </w:body>
 </w:document>
@@ -1610,18 +1701,6 @@
   <w:style w:type="paragraph" w:default="1" w:styleId="Normal">
     <w:name w:val="Normal"/>
     <w:qFormat/>
-    <w:rsid w:val="00952397"/>
-    <w:pPr>
-      <w:spacing w:after="0" w:line="276" w:lineRule="auto"/>
-    </w:pPr>
-    <w:rPr>
-      <w:rFonts w:ascii="Arial" w:eastAsia="Arial" w:hAnsi="Arial" w:cs="Arial"/>
-      <w:kern w:val="0"/>
-      <w:sz w:val="22"/>
-      <w:szCs w:val="22"/>
-      <w:lang w:val="en"/>
-      <w14:ligatures w14:val="none"/>
-    </w:rPr>
   </w:style>
   <w:style w:type="paragraph" w:styleId="Heading1">
     <w:name w:val="heading 1"/>
@@ -1630,7 +1709,7 @@
     <w:link w:val="Heading1Char"/>
     <w:uiPriority w:val="9"/>
     <w:qFormat/>
-    <w:rsid w:val="00FD5AF1"/>
+    <w:rsid w:val="006B7F97"/>
     <w:pPr>
       <w:keepNext/>
       <w:keepLines/>
@@ -1652,7 +1731,7 @@
     <w:uiPriority w:val="9"/>
     <w:unhideWhenUsed/>
     <w:qFormat/>
-    <w:rsid w:val="00FD5AF1"/>
+    <w:rsid w:val="006B7F97"/>
     <w:pPr>
       <w:keepNext/>
       <w:keepLines/>
@@ -1675,7 +1754,7 @@
     <w:semiHidden/>
     <w:unhideWhenUsed/>
     <w:qFormat/>
-    <w:rsid w:val="00FD5AF1"/>
+    <w:rsid w:val="006B7F97"/>
     <w:pPr>
       <w:keepNext/>
       <w:keepLines/>
@@ -1698,7 +1777,7 @@
     <w:semiHidden/>
     <w:unhideWhenUsed/>
     <w:qFormat/>
-    <w:rsid w:val="00FD5AF1"/>
+    <w:rsid w:val="006B7F97"/>
     <w:pPr>
       <w:keepNext/>
       <w:keepLines/>
@@ -1721,7 +1800,7 @@
     <w:semiHidden/>
     <w:unhideWhenUsed/>
     <w:qFormat/>
-    <w:rsid w:val="00FD5AF1"/>
+    <w:rsid w:val="006B7F97"/>
     <w:pPr>
       <w:keepNext/>
       <w:keepLines/>
@@ -1742,11 +1821,11 @@
     <w:semiHidden/>
     <w:unhideWhenUsed/>
     <w:qFormat/>
-    <w:rsid w:val="00FD5AF1"/>
+    <w:rsid w:val="006B7F97"/>
     <w:pPr>
       <w:keepNext/>
       <w:keepLines/>
-      <w:spacing w:before="40"/>
+      <w:spacing w:before="40" w:after="0"/>
       <w:outlineLvl w:val="5"/>
     </w:pPr>
     <w:rPr>
@@ -1765,11 +1844,11 @@
     <w:semiHidden/>
     <w:unhideWhenUsed/>
     <w:qFormat/>
-    <w:rsid w:val="00FD5AF1"/>
+    <w:rsid w:val="006B7F97"/>
     <w:pPr>
       <w:keepNext/>
       <w:keepLines/>
-      <w:spacing w:before="40"/>
+      <w:spacing w:before="40" w:after="0"/>
       <w:outlineLvl w:val="6"/>
     </w:pPr>
     <w:rPr>
@@ -1786,10 +1865,11 @@
     <w:semiHidden/>
     <w:unhideWhenUsed/>
     <w:qFormat/>
-    <w:rsid w:val="00FD5AF1"/>
+    <w:rsid w:val="006B7F97"/>
     <w:pPr>
       <w:keepNext/>
       <w:keepLines/>
+      <w:spacing w:after="0"/>
       <w:outlineLvl w:val="7"/>
     </w:pPr>
     <w:rPr>
@@ -1808,10 +1888,11 @@
     <w:semiHidden/>
     <w:unhideWhenUsed/>
     <w:qFormat/>
-    <w:rsid w:val="00FD5AF1"/>
+    <w:rsid w:val="006B7F97"/>
     <w:pPr>
       <w:keepNext/>
       <w:keepLines/>
+      <w:spacing w:after="0"/>
       <w:outlineLvl w:val="8"/>
     </w:pPr>
     <w:rPr>
@@ -1851,7 +1932,7 @@
     <w:basedOn w:val="DefaultParagraphFont"/>
     <w:link w:val="Heading1"/>
     <w:uiPriority w:val="9"/>
-    <w:rsid w:val="00FD5AF1"/>
+    <w:rsid w:val="006B7F97"/>
     <w:rPr>
       <w:rFonts w:asciiTheme="majorHAnsi" w:eastAsiaTheme="majorEastAsia" w:hAnsiTheme="majorHAnsi" w:cstheme="majorBidi"/>
       <w:color w:val="2F5496" w:themeColor="accent1" w:themeShade="BF"/>
@@ -1864,7 +1945,7 @@
     <w:basedOn w:val="DefaultParagraphFont"/>
     <w:link w:val="Heading2"/>
     <w:uiPriority w:val="9"/>
-    <w:rsid w:val="00FD5AF1"/>
+    <w:rsid w:val="006B7F97"/>
     <w:rPr>
       <w:rFonts w:asciiTheme="majorHAnsi" w:eastAsiaTheme="majorEastAsia" w:hAnsiTheme="majorHAnsi" w:cstheme="majorBidi"/>
       <w:color w:val="2F5496" w:themeColor="accent1" w:themeShade="BF"/>
@@ -1878,7 +1959,7 @@
     <w:link w:val="Heading3"/>
     <w:uiPriority w:val="9"/>
     <w:semiHidden/>
-    <w:rsid w:val="00FD5AF1"/>
+    <w:rsid w:val="006B7F97"/>
     <w:rPr>
       <w:rFonts w:eastAsiaTheme="majorEastAsia" w:cstheme="majorBidi"/>
       <w:color w:val="2F5496" w:themeColor="accent1" w:themeShade="BF"/>
@@ -1892,7 +1973,7 @@
     <w:link w:val="Heading4"/>
     <w:uiPriority w:val="9"/>
     <w:semiHidden/>
-    <w:rsid w:val="00FD5AF1"/>
+    <w:rsid w:val="006B7F97"/>
     <w:rPr>
       <w:rFonts w:eastAsiaTheme="majorEastAsia" w:cstheme="majorBidi"/>
       <w:i/>
@@ -1906,7 +1987,7 @@
     <w:link w:val="Heading5"/>
     <w:uiPriority w:val="9"/>
     <w:semiHidden/>
-    <w:rsid w:val="00FD5AF1"/>
+    <w:rsid w:val="006B7F97"/>
     <w:rPr>
       <w:rFonts w:eastAsiaTheme="majorEastAsia" w:cstheme="majorBidi"/>
       <w:color w:val="2F5496" w:themeColor="accent1" w:themeShade="BF"/>
@@ -1918,7 +1999,7 @@
     <w:link w:val="Heading6"/>
     <w:uiPriority w:val="9"/>
     <w:semiHidden/>
-    <w:rsid w:val="00FD5AF1"/>
+    <w:rsid w:val="006B7F97"/>
     <w:rPr>
       <w:rFonts w:eastAsiaTheme="majorEastAsia" w:cstheme="majorBidi"/>
       <w:i/>
@@ -1932,7 +2013,7 @@
     <w:link w:val="Heading7"/>
     <w:uiPriority w:val="9"/>
     <w:semiHidden/>
-    <w:rsid w:val="00FD5AF1"/>
+    <w:rsid w:val="006B7F97"/>
     <w:rPr>
       <w:rFonts w:eastAsiaTheme="majorEastAsia" w:cstheme="majorBidi"/>
       <w:color w:val="595959" w:themeColor="text1" w:themeTint="A6"/>
@@ -1944,7 +2025,7 @@
     <w:link w:val="Heading8"/>
     <w:uiPriority w:val="9"/>
     <w:semiHidden/>
-    <w:rsid w:val="00FD5AF1"/>
+    <w:rsid w:val="006B7F97"/>
     <w:rPr>
       <w:rFonts w:eastAsiaTheme="majorEastAsia" w:cstheme="majorBidi"/>
       <w:i/>
@@ -1958,7 +2039,7 @@
     <w:link w:val="Heading9"/>
     <w:uiPriority w:val="9"/>
     <w:semiHidden/>
-    <w:rsid w:val="00FD5AF1"/>
+    <w:rsid w:val="006B7F97"/>
     <w:rPr>
       <w:rFonts w:eastAsiaTheme="majorEastAsia" w:cstheme="majorBidi"/>
       <w:color w:val="272727" w:themeColor="text1" w:themeTint="D8"/>
@@ -1971,7 +2052,7 @@
     <w:link w:val="TitleChar"/>
     <w:uiPriority w:val="10"/>
     <w:qFormat/>
-    <w:rsid w:val="00FD5AF1"/>
+    <w:rsid w:val="006B7F97"/>
     <w:pPr>
       <w:spacing w:after="80" w:line="240" w:lineRule="auto"/>
       <w:contextualSpacing/>
@@ -1989,7 +2070,7 @@
     <w:basedOn w:val="DefaultParagraphFont"/>
     <w:link w:val="Title"/>
     <w:uiPriority w:val="10"/>
-    <w:rsid w:val="00FD5AF1"/>
+    <w:rsid w:val="006B7F97"/>
     <w:rPr>
       <w:rFonts w:asciiTheme="majorHAnsi" w:eastAsiaTheme="majorEastAsia" w:hAnsiTheme="majorHAnsi" w:cstheme="majorBidi"/>
       <w:spacing w:val="-10"/>
@@ -2005,7 +2086,7 @@
     <w:link w:val="SubtitleChar"/>
     <w:uiPriority w:val="11"/>
     <w:qFormat/>
-    <w:rsid w:val="00FD5AF1"/>
+    <w:rsid w:val="006B7F97"/>
     <w:pPr>
       <w:numPr>
         <w:ilvl w:val="1"/>
@@ -2024,7 +2105,7 @@
     <w:basedOn w:val="DefaultParagraphFont"/>
     <w:link w:val="Subtitle"/>
     <w:uiPriority w:val="11"/>
-    <w:rsid w:val="00FD5AF1"/>
+    <w:rsid w:val="006B7F97"/>
     <w:rPr>
       <w:rFonts w:eastAsiaTheme="majorEastAsia" w:cstheme="majorBidi"/>
       <w:color w:val="595959" w:themeColor="text1" w:themeTint="A6"/>
@@ -2040,7 +2121,7 @@
     <w:link w:val="QuoteChar"/>
     <w:uiPriority w:val="29"/>
     <w:qFormat/>
-    <w:rsid w:val="00FD5AF1"/>
+    <w:rsid w:val="006B7F97"/>
     <w:pPr>
       <w:spacing w:before="160"/>
       <w:jc w:val="center"/>
@@ -2056,7 +2137,7 @@
     <w:basedOn w:val="DefaultParagraphFont"/>
     <w:link w:val="Quote"/>
     <w:uiPriority w:val="29"/>
-    <w:rsid w:val="00FD5AF1"/>
+    <w:rsid w:val="006B7F97"/>
     <w:rPr>
       <w:i/>
       <w:iCs/>
@@ -2068,7 +2149,7 @@
     <w:basedOn w:val="Normal"/>
     <w:uiPriority w:val="34"/>
     <w:qFormat/>
-    <w:rsid w:val="00FD5AF1"/>
+    <w:rsid w:val="006B7F97"/>
     <w:pPr>
       <w:ind w:left="720"/>
       <w:contextualSpacing/>
@@ -2079,7 +2160,7 @@
     <w:basedOn w:val="DefaultParagraphFont"/>
     <w:uiPriority w:val="21"/>
     <w:qFormat/>
-    <w:rsid w:val="00FD5AF1"/>
+    <w:rsid w:val="006B7F97"/>
     <w:rPr>
       <w:i/>
       <w:iCs/>
@@ -2093,7 +2174,7 @@
     <w:link w:val="IntenseQuoteChar"/>
     <w:uiPriority w:val="30"/>
     <w:qFormat/>
-    <w:rsid w:val="00FD5AF1"/>
+    <w:rsid w:val="006B7F97"/>
     <w:pPr>
       <w:pBdr>
         <w:top w:val="single" w:sz="4" w:space="10" w:color="2F5496" w:themeColor="accent1" w:themeShade="BF"/>
@@ -2114,7 +2195,7 @@
     <w:basedOn w:val="DefaultParagraphFont"/>
     <w:link w:val="IntenseQuote"/>
     <w:uiPriority w:val="30"/>
-    <w:rsid w:val="00FD5AF1"/>
+    <w:rsid w:val="006B7F97"/>
     <w:rPr>
       <w:i/>
       <w:iCs/>
@@ -2126,7 +2207,7 @@
     <w:basedOn w:val="DefaultParagraphFont"/>
     <w:uiPriority w:val="32"/>
     <w:qFormat/>
-    <w:rsid w:val="00FD5AF1"/>
+    <w:rsid w:val="006B7F97"/>
     <w:rPr>
       <w:b/>
       <w:bCs/>
